--- a/Collatio/10/1. Textos/2. Limpios/10-A.docx
+++ b/Collatio/10/1. Textos/2. Limpios/10-A.docx
@@ -1,57 +1,103 @@
 
 <file path=word/document.xml><?xml version="1.0" encoding="utf-8"?>
-<w:document xmlns:wpc="http://schemas.microsoft.com/office/word/2010/wordprocessingCanvas" xmlns:cx="http://schemas.microsoft.com/office/drawing/2014/chartex" xmlns:cx1="http://schemas.microsoft.com/office/drawing/2015/9/8/chartex" xmlns:cx2="http://schemas.microsoft.com/office/drawing/2015/10/21/chartex" xmlns:cx3="http://schemas.microsoft.com/office/drawing/2016/5/9/chartex" xmlns:cx4="http://schemas.microsoft.com/office/drawing/2016/5/10/chartex" xmlns:cx5="http://schemas.microsoft.com/office/drawing/2016/5/11/chartex" xmlns:cx6="http://schemas.microsoft.com/office/drawing/2016/5/12/chartex" xmlns:cx7="http://schemas.microsoft.com/office/drawing/2016/5/13/chartex" xmlns:cx8="http://schemas.microsoft.com/office/drawing/2016/5/14/chartex" xmlns:mc="http://schemas.openxmlformats.org/markup-compatibility/2006" xmlns:aink="http://schemas.microsoft.com/office/drawing/2016/ink" xmlns:am3d="http://schemas.microsoft.com/office/drawing/2017/model3d" xmlns:o="urn:schemas-microsoft-com:office:office" xmlns:oel="http://schemas.microsoft.com/office/2019/extlst" xmlns:r="http://schemas.openxmlformats.org/officeDocument/2006/relationships" xmlns:m="http://schemas.openxmlformats.org/officeDocument/2006/math" xmlns:v="urn:schemas-microsoft-com:vml" xmlns:wp14="http://schemas.microsoft.com/office/word/2010/wordprocessingDrawing" xmlns:wp="http://schemas.openxmlformats.org/drawingml/2006/wordprocessingDrawing" xmlns:w10="urn:schemas-microsoft-com:office:word" xmlns:w="http://schemas.openxmlformats.org/wordprocessingml/2006/main" xmlns:w14="http://schemas.microsoft.com/office/word/2010/wordml" xmlns:w15="http://schemas.microsoft.com/office/word/2012/wordml" xmlns:w16cex="http://schemas.microsoft.com/office/word/2018/wordml/cex" xmlns:w16cid="http://schemas.microsoft.com/office/word/2016/wordml/cid" xmlns:w16="http://schemas.microsoft.com/office/word/2018/wordml" xmlns:w16sdtdh="http://schemas.microsoft.com/office/word/2020/wordml/sdtdatahash" xmlns:w16se="http://schemas.microsoft.com/office/word/2015/wordml/symex" xmlns:wpg="http://schemas.microsoft.com/office/word/2010/wordprocessingGroup" xmlns:wpi="http://schemas.microsoft.com/office/word/2010/wordprocessingInk" xmlns:wne="http://schemas.microsoft.com/office/word/2006/wordml" xmlns:wps="http://schemas.microsoft.com/office/word/2010/wordprocessingShape" mc:Ignorable="w14 w15 w16se w16cid w16 w16cex w16sdtdh wp14">
+<w:document xmlns:wpc="http://schemas.microsoft.com/office/word/2010/wordprocessingCanvas" xmlns:cx="http://schemas.microsoft.com/office/drawing/2014/chartex" xmlns:cx1="http://schemas.microsoft.com/office/drawing/2015/9/8/chartex" xmlns:cx2="http://schemas.microsoft.com/office/drawing/2015/10/21/chartex" xmlns:cx3="http://schemas.microsoft.com/office/drawing/2016/5/9/chartex" xmlns:cx4="http://schemas.microsoft.com/office/drawing/2016/5/10/chartex" xmlns:cx5="http://schemas.microsoft.com/office/drawing/2016/5/11/chartex" xmlns:cx6="http://schemas.microsoft.com/office/drawing/2016/5/12/chartex" xmlns:cx7="http://schemas.microsoft.com/office/drawing/2016/5/13/chartex" xmlns:cx8="http://schemas.microsoft.com/office/drawing/2016/5/14/chartex" xmlns:mc="http://schemas.openxmlformats.org/markup-compatibility/2006" xmlns:aink="http://schemas.microsoft.com/office/drawing/2016/ink" xmlns:am3d="http://schemas.microsoft.com/office/drawing/2017/model3d" xmlns:o="urn:schemas-microsoft-com:office:office" xmlns:oel="http://schemas.microsoft.com/office/2019/extlst" xmlns:r="http://schemas.openxmlformats.org/officeDocument/2006/relationships" xmlns:m="http://schemas.openxmlformats.org/officeDocument/2006/math" xmlns:v="urn:schemas-microsoft-com:vml" xmlns:wp14="http://schemas.microsoft.com/office/word/2010/wordprocessingDrawing" xmlns:wp="http://schemas.openxmlformats.org/drawingml/2006/wordprocessingDrawing" xmlns:w10="urn:schemas-microsoft-com:office:word" xmlns:w="http://schemas.openxmlformats.org/wordprocessingml/2006/main" xmlns:w14="http://schemas.microsoft.com/office/word/2010/wordml" xmlns:w15="http://schemas.microsoft.com/office/word/2012/wordml" xmlns:w16cex="http://schemas.microsoft.com/office/word/2018/wordml/cex" xmlns:w16cid="http://schemas.microsoft.com/office/word/2016/wordml/cid" xmlns:w16="http://schemas.microsoft.com/office/word/2018/wordml" xmlns:w16du="http://schemas.microsoft.com/office/word/2023/wordml/word16du" xmlns:w16sdtdh="http://schemas.microsoft.com/office/word/2020/wordml/sdtdatahash" xmlns:w16sdtfl="http://schemas.microsoft.com/office/word/2024/wordml/sdtformatlock" xmlns:w16se="http://schemas.microsoft.com/office/word/2015/wordml/symex" xmlns:wpg="http://schemas.microsoft.com/office/word/2010/wordprocessingGroup" xmlns:wpi="http://schemas.microsoft.com/office/word/2010/wordprocessingInk" xmlns:wne="http://schemas.microsoft.com/office/word/2006/wordml" xmlns:wps="http://schemas.microsoft.com/office/word/2010/wordprocessingShape" mc:Ignorable="w14 w15 w16se w16cid w16 w16cex w16sdtdh w16sdtfl w16du wp14">
   <w:body>
     <w:p>
-      <w:r>
+      <w:pPr>
+        <w:rPr>
+          <w:rFonts w:ascii="Brill" w:hAnsi="Brill"/>
+        </w:rPr>
+      </w:pPr>
+      <w:r>
+        <w:rPr>
+          <w:rFonts w:ascii="Brill" w:hAnsi="Brill"/>
+        </w:rPr>
         <w:t xml:space="preserve">E </w:t>
       </w:r>
       <w:r>
+        <w:rPr>
+          <w:rFonts w:ascii="Brill" w:hAnsi="Brill"/>
+        </w:rPr>
         <w:t xml:space="preserve">dixo el dicipulo maestro quiero fazer una pregunta e de como me respondras a ella dixo el maestro dixo di lo que quisieres dixo l el dicipulo esta es la demanda que te yo fago es esta que me digas por que razon quiso dios encarnar en santa </w:t>
       </w:r>
       <w:r>
+        <w:rPr>
+          <w:rFonts w:ascii="Brill" w:hAnsi="Brill"/>
+        </w:rPr>
         <w:t xml:space="preserve">Maria </w:t>
       </w:r>
       <w:r>
+        <w:rPr>
+          <w:rFonts w:ascii="Brill" w:hAnsi="Brill"/>
+        </w:rPr>
         <w:t xml:space="preserve">ca yo tengo que muy bien pudiera el salvar el mundo si quisiese sin tomar </w:t>
       </w:r>
       <w:r>
         <w:rPr>
+          <w:rFonts w:ascii="Brill" w:hAnsi="Brill"/>
           <w:lang w:val="es-ES"/>
         </w:rPr>
         <w:t>c</w:t>
       </w:r>
       <w:r>
+        <w:rPr>
+          <w:rFonts w:ascii="Brill" w:hAnsi="Brill"/>
+        </w:rPr>
         <w:t>arne d ella respondio el maestro yo te lo dire por razon derecha que non podiera seer de otra guisa si non como fue sepas qu el pecado d</w:t>
       </w:r>
       <w:r>
+        <w:rPr>
+          <w:rFonts w:ascii="Brill" w:hAnsi="Brill"/>
+        </w:rPr>
         <w:t>e Adam fueron tres parcioneros el primero fue el diablo en figura de serpiente que lo andido e lo ordio el segundo fue Eva que lo consejo el tercero fue Adam que lo consentio e lo metio en obra pues asi como este pecado era fecho por tres asi convenie que la salutacion por que se avia a salvar el mundo que fuese otro si por tres e quiero te dezir en que manera ca en logar de la serpienta andido el spiritu santo en guisa como se fiziese la encarnacion en dos maneras andido el espiritu santo lo primero en dar gracia a santa Maria que fue ella tal en si misma que tovies</w:t>
       </w:r>
       <w:r>
         <w:rPr>
+          <w:rFonts w:ascii="Brill" w:hAnsi="Brill"/>
           <w:lang w:val="es-ES"/>
         </w:rPr>
         <w:t xml:space="preserve"> </w:t>
       </w:r>
       <w:r>
+        <w:rPr>
+          <w:rFonts w:ascii="Brill" w:hAnsi="Brill"/>
+        </w:rPr>
         <w:t xml:space="preserve">el por derecho de entrar por ella la segunda en como ovo esto aguisado en ella tovo por aguisado e por derecho de descender a tomar carne en esta vergen vien </w:t>
       </w:r>
       <w:r>
+        <w:rPr>
+          <w:rFonts w:ascii="Brill" w:hAnsi="Brill"/>
+        </w:rPr>
         <w:t>aventurada e en l</w:t>
       </w:r>
       <w:r>
+        <w:rPr>
+          <w:rFonts w:ascii="Brill" w:hAnsi="Brill"/>
+        </w:rPr>
         <w:t>ogar de Eva que lo consejo fue el angel Graviel que truxo la mandaderia e consejo la muy vien en aquello que dixo asi como Adan lo consentio e lo metio en obra asi consentio ella en las palabras que dixo el angel en manera que dios vino y a cunplir su obra de</w:t>
       </w:r>
       <w:r>
+        <w:rPr>
+          <w:rFonts w:ascii="Brill" w:hAnsi="Brill"/>
+        </w:rPr>
         <w:t xml:space="preserve"> </w:t>
       </w:r>
       <w:r>
+        <w:rPr>
+          <w:rFonts w:ascii="Brill" w:hAnsi="Brill"/>
+        </w:rPr>
         <w:t>mas d esto fallaras tu en el comienço de la salutacion que</w:t>
       </w:r>
       <w:r>
+        <w:rPr>
+          <w:rFonts w:ascii="Brill" w:hAnsi="Brill"/>
+        </w:rPr>
         <w:t xml:space="preserve"> </w:t>
       </w:r>
       <w:r>
+        <w:rPr>
+          <w:rFonts w:ascii="Brill" w:hAnsi="Brill"/>
+        </w:rPr>
         <w:t>l dixo ave que es contraria de Eva e la entencion por que gelo dixiera el angel fuera por esto que en todas las cosas del mundo avia de seer su contrario</w:t>
       </w:r>
     </w:p>
@@ -66,7 +112,7 @@
 </file>
 
 <file path=word/styles.xml><?xml version="1.0" encoding="utf-8"?>
-<w:styles xmlns:mc="http://schemas.openxmlformats.org/markup-compatibility/2006" xmlns:r="http://schemas.openxmlformats.org/officeDocument/2006/relationships" xmlns:w="http://schemas.openxmlformats.org/wordprocessingml/2006/main" xmlns:w14="http://schemas.microsoft.com/office/word/2010/wordml" xmlns:w15="http://schemas.microsoft.com/office/word/2012/wordml" xmlns:w16cex="http://schemas.microsoft.com/office/word/2018/wordml/cex" xmlns:w16cid="http://schemas.microsoft.com/office/word/2016/wordml/cid" xmlns:w16="http://schemas.microsoft.com/office/word/2018/wordml" xmlns:w16sdtdh="http://schemas.microsoft.com/office/word/2020/wordml/sdtdatahash" xmlns:w16se="http://schemas.microsoft.com/office/word/2015/wordml/symex" mc:Ignorable="w14 w15 w16se w16cid w16 w16cex w16sdtdh">
+<w:styles xmlns:mc="http://schemas.openxmlformats.org/markup-compatibility/2006" xmlns:r="http://schemas.openxmlformats.org/officeDocument/2006/relationships" xmlns:w="http://schemas.openxmlformats.org/wordprocessingml/2006/main" xmlns:w14="http://schemas.microsoft.com/office/word/2010/wordml" xmlns:w15="http://schemas.microsoft.com/office/word/2012/wordml" xmlns:w16cex="http://schemas.microsoft.com/office/word/2018/wordml/cex" xmlns:w16cid="http://schemas.microsoft.com/office/word/2016/wordml/cid" xmlns:w16="http://schemas.microsoft.com/office/word/2018/wordml" xmlns:w16du="http://schemas.microsoft.com/office/word/2023/wordml/word16du" xmlns:w16sdtdh="http://schemas.microsoft.com/office/word/2020/wordml/sdtdatahash" xmlns:w16sdtfl="http://schemas.microsoft.com/office/word/2024/wordml/sdtformatlock" xmlns:w16se="http://schemas.microsoft.com/office/word/2015/wordml/symex" mc:Ignorable="w14 w15 w16se w16cid w16 w16cex w16sdtdh w16sdtfl w16du">
   <w:docDefaults>
     <w:rPrDefault>
       <w:rPr>
